--- a/plans/05_delta-probed-ir-pipeline/modules/03_lab_scoreboard/module_summary.docx
+++ b/plans/05_delta-probed-ir-pipeline/modules/03_lab_scoreboard/module_summary.docx
@@ -214,7 +214,7 @@
           <w:b w:val="0"/>
           <w:i w:val="0"/>
         </w:rPr>
-        <w:t>Each row of the dataset is one laboratory band: its position in wavenumbers (cm⁻¹), its intensity, the molecule (formula, charge, carbon count), the phase (matrix or gas), the source record, the stated resolution and temperature where the source documents them, the signal-to-noise ratio and width of gas-phase peaks, two uncertainty columns (resolution term and centroid precision) and a frequency-range family label. The table has 4,218 rows and 21 columns: 3,896 matrix bands from 84 PAHdb entries, 322 gas-phase peaks from 9 records of 6 PAHs, and four bands of a quantitative benzene cell spectrum (Chu et al., 1999). A second file holds the 74 matrix–gas pairs for the four neutral PAHs present on both sides (naphthalene, anthracene, pyrene, chrysene), 63 of them against the primary gas record of each molecule. The key variables examined were the band position by phase and family, and the paired offset Δ = ν(matrix) − ν(gas). The data are public laboratory measurements available before this project started; they are neither synthetic nor AI-generated, and they are not the computed library used in my Module 02 project.</w:t>
+        <w:t>Each row of the dataset is one laboratory band: its position in wavenumbers (cm⁻¹), its intensity, the molecule (formula, charge, carbon count), the phase (matrix or gas), the source record, the stated resolution and temperature where the source documents them, the signal-to-noise ratio and width of gas-phase peaks, two uncertainty columns (resolution term and centroid precision) and a frequency-range family label. The table has 4,218 rows and 31 columns: 3,896 matrix bands from 84 PAHdb entries, 322 gas-phase peaks from 9 records of 6 PAHs, and four bands of a quantitative benzene cell spectrum (Chu et al., 1999). A second file holds the 74 matrix–gas pairs for the four neutral PAHs present on both sides (naphthalene, anthracene, pyrene, chrysene), 63 of them against the primary gas record of each molecule. The key variables examined were the band position by phase and family, and the paired offset Δ = ν(matrix) − ν(gas). The data are public laboratory measurements available before this project started; they are neither synthetic nor AI-generated, and they are not the computed library used in my Module 02 project.</w:t>
       </w:r>
     </w:p>
     <w:p>

--- a/plans/05_delta-probed-ir-pipeline/modules/03_lab_scoreboard/module_summary.docx
+++ b/plans/05_delta-probed-ir-pipeline/modules/03_lab_scoreboard/module_summary.docx
@@ -194,6 +194,15 @@
           <w:i w:val="0"/>
         </w:rPr>
         <w:t>I analysed laboratory infrared band positions of polycyclic aromatic hydrocarbons (PAHs) measured in two ways: frozen in an argon matrix at 10 K and as a hot vapour. The dataset combines the NASA Ames PAH IR Spectroscopic Database's experimental library, version 3.10 (https://www.astrochemistry.org/pahdb/experimental/3.10; Mattioda et al., 2020), with gas-phase records of the NIST Chemistry WebBook (https://webbook.nist.gov/chemistry/; Linstrom, 1997). The question, fixed in a pre-registration note before any band was paired, is whether the offset between a band's matrix position and its gas-phase position is zero per band family; the answer matters because my larger capstone project will later be scored against exactly these laboratory numbers.</w:t>
+      </w:r>
+    </w:p>
+    <w:p>
+      <w:r>
+        <w:rPr>
+          <w:b w:val="0"/>
+          <w:i w:val="0"/>
+        </w:rPr>
+        <w:t>For a reader without chemistry: a molecule's infrared spectrum is the list of colours at which it absorbs infrared light (its band positions, given in the unit cm⁻¹) and how strongly. Laboratories measure such spectra in two ways: with the molecules frozen into solid argon at 10 K, which is precise but can shift the positions slightly, or as a hot vapour, which is closer to the conditions in space but blurrier. This report asks, for each kind of vibration, whether the two agree. The test used is a rank test that asks whether the differences are centred on zero without assuming a bell-shaped distribution, with a correction for asking the question six times at once. A one-page glossary accompanies the modules (GLOSSARY.md in the repository).</w:t>
       </w:r>
     </w:p>
     <w:p>
